--- a/00-首页/题组Word/习题书/第二篇-结构化学/7-结构化学基础-学生版.docx
+++ b/00-首页/题组Word/习题书/第二篇-结构化学/7-结构化学基础-学生版.docx
@@ -344,6 +344,31 @@
     </w:p>
     <w:p>
       <w:pPr>
+        <w:spacing w:before="0" w:after="0"/>
+      </w:pPr>
+    </w:p>
+    <w:p>
+      <w:pPr>
+        <w:spacing w:before="0" w:after="0"/>
+      </w:pPr>
+    </w:p>
+    <w:p>
+      <w:pPr>
+        <w:spacing w:before="0" w:after="0"/>
+      </w:pPr>
+    </w:p>
+    <w:p>
+      <w:pPr>
+        <w:spacing w:before="0" w:after="0"/>
+      </w:pPr>
+    </w:p>
+    <w:p>
+      <w:pPr>
+        <w:spacing w:before="0" w:after="0"/>
+      </w:pPr>
+    </w:p>
+    <w:p>
+      <w:pPr>
         <w:spacing w:before="160" w:after="80"/>
       </w:pPr>
       <w:r>
@@ -403,6 +428,21 @@
     </w:p>
     <w:p>
       <w:pPr>
+        <w:spacing w:before="0" w:after="0"/>
+      </w:pPr>
+    </w:p>
+    <w:p>
+      <w:pPr>
+        <w:spacing w:before="0" w:after="0"/>
+      </w:pPr>
+    </w:p>
+    <w:p>
+      <w:pPr>
+        <w:spacing w:before="0" w:after="0"/>
+      </w:pPr>
+    </w:p>
+    <w:p>
+      <w:pPr>
         <w:spacing w:before="160" w:after="80"/>
       </w:pPr>
       <w:r>
@@ -450,6 +490,21 @@
     </w:p>
     <w:p>
       <w:pPr>
+        <w:spacing w:before="0" w:after="0"/>
+      </w:pPr>
+    </w:p>
+    <w:p>
+      <w:pPr>
+        <w:spacing w:before="0" w:after="0"/>
+      </w:pPr>
+    </w:p>
+    <w:p>
+      <w:pPr>
+        <w:spacing w:before="0" w:after="0"/>
+      </w:pPr>
+    </w:p>
+    <w:p>
+      <w:pPr>
         <w:spacing w:before="160" w:after="80"/>
       </w:pPr>
       <w:r>
@@ -523,6 +578,21 @@
     </w:p>
     <w:p>
       <w:pPr>
+        <w:spacing w:before="0" w:after="0"/>
+      </w:pPr>
+    </w:p>
+    <w:p>
+      <w:pPr>
+        <w:spacing w:before="0" w:after="0"/>
+      </w:pPr>
+    </w:p>
+    <w:p>
+      <w:pPr>
+        <w:spacing w:before="0" w:after="0"/>
+      </w:pPr>
+    </w:p>
+    <w:p>
+      <w:pPr>
         <w:spacing w:before="160" w:after="80"/>
       </w:pPr>
       <w:r>
@@ -666,6 +736,31 @@
     </w:p>
     <w:p>
       <w:pPr>
+        <w:spacing w:before="0" w:after="0"/>
+      </w:pPr>
+    </w:p>
+    <w:p>
+      <w:pPr>
+        <w:spacing w:before="0" w:after="0"/>
+      </w:pPr>
+    </w:p>
+    <w:p>
+      <w:pPr>
+        <w:spacing w:before="0" w:after="0"/>
+      </w:pPr>
+    </w:p>
+    <w:p>
+      <w:pPr>
+        <w:spacing w:before="0" w:after="0"/>
+      </w:pPr>
+    </w:p>
+    <w:p>
+      <w:pPr>
+        <w:spacing w:before="0" w:after="0"/>
+      </w:pPr>
+    </w:p>
+    <w:p>
+      <w:pPr>
         <w:spacing w:before="160" w:after="80"/>
       </w:pPr>
       <w:r>
@@ -733,6 +828,21 @@
         </w:rPr>
         <w:t>：</w:t>
       </w:r>
+    </w:p>
+    <w:p>
+      <w:pPr>
+        <w:spacing w:before="0" w:after="0"/>
+      </w:pPr>
+    </w:p>
+    <w:p>
+      <w:pPr>
+        <w:spacing w:before="0" w:after="0"/>
+      </w:pPr>
+    </w:p>
+    <w:p>
+      <w:pPr>
+        <w:spacing w:before="0" w:after="0"/>
+      </w:pPr>
     </w:p>
     <w:p>
       <w:pPr>
@@ -1809,6 +1919,46 @@
         </w:rPr>
         <w:t>。</w:t>
       </w:r>
+    </w:p>
+    <w:p>
+      <w:pPr>
+        <w:spacing w:before="0" w:after="0"/>
+      </w:pPr>
+    </w:p>
+    <w:p>
+      <w:pPr>
+        <w:spacing w:before="0" w:after="0"/>
+      </w:pPr>
+    </w:p>
+    <w:p>
+      <w:pPr>
+        <w:spacing w:before="0" w:after="0"/>
+      </w:pPr>
+    </w:p>
+    <w:p>
+      <w:pPr>
+        <w:spacing w:before="0" w:after="0"/>
+      </w:pPr>
+    </w:p>
+    <w:p>
+      <w:pPr>
+        <w:spacing w:before="0" w:after="0"/>
+      </w:pPr>
+    </w:p>
+    <w:p>
+      <w:pPr>
+        <w:spacing w:before="0" w:after="0"/>
+      </w:pPr>
+    </w:p>
+    <w:p>
+      <w:pPr>
+        <w:spacing w:before="0" w:after="0"/>
+      </w:pPr>
+    </w:p>
+    <w:p>
+      <w:pPr>
+        <w:spacing w:before="0" w:after="0"/>
+      </w:pPr>
     </w:p>
     <w:p>
       <w:pPr>
@@ -2313,6 +2463,31 @@
     </w:p>
     <w:p>
       <w:pPr>
+        <w:spacing w:before="0" w:after="0"/>
+      </w:pPr>
+    </w:p>
+    <w:p>
+      <w:pPr>
+        <w:spacing w:before="0" w:after="0"/>
+      </w:pPr>
+    </w:p>
+    <w:p>
+      <w:pPr>
+        <w:spacing w:before="0" w:after="0"/>
+      </w:pPr>
+    </w:p>
+    <w:p>
+      <w:pPr>
+        <w:spacing w:before="0" w:after="0"/>
+      </w:pPr>
+    </w:p>
+    <w:p>
+      <w:pPr>
+        <w:spacing w:before="0" w:after="0"/>
+      </w:pPr>
+    </w:p>
+    <w:p>
+      <w:pPr>
         <w:spacing w:before="160" w:after="80"/>
       </w:pPr>
       <w:r>
@@ -2727,6 +2902,31 @@
     </w:p>
     <w:p>
       <w:pPr>
+        <w:spacing w:before="0" w:after="0"/>
+      </w:pPr>
+    </w:p>
+    <w:p>
+      <w:pPr>
+        <w:spacing w:before="0" w:after="0"/>
+      </w:pPr>
+    </w:p>
+    <w:p>
+      <w:pPr>
+        <w:spacing w:before="0" w:after="0"/>
+      </w:pPr>
+    </w:p>
+    <w:p>
+      <w:pPr>
+        <w:spacing w:before="0" w:after="0"/>
+      </w:pPr>
+    </w:p>
+    <w:p>
+      <w:pPr>
+        <w:spacing w:before="0" w:after="0"/>
+      </w:pPr>
+    </w:p>
+    <w:p>
+      <w:pPr>
         <w:spacing w:before="160" w:after="80"/>
       </w:pPr>
       <w:r>
@@ -2962,6 +3162,31 @@
         </w:rPr>
         <w:t>。</w:t>
       </w:r>
+    </w:p>
+    <w:p>
+      <w:pPr>
+        <w:spacing w:before="0" w:after="0"/>
+      </w:pPr>
+    </w:p>
+    <w:p>
+      <w:pPr>
+        <w:spacing w:before="0" w:after="0"/>
+      </w:pPr>
+    </w:p>
+    <w:p>
+      <w:pPr>
+        <w:spacing w:before="0" w:after="0"/>
+      </w:pPr>
+    </w:p>
+    <w:p>
+      <w:pPr>
+        <w:spacing w:before="0" w:after="0"/>
+      </w:pPr>
+    </w:p>
+    <w:p>
+      <w:pPr>
+        <w:spacing w:before="0" w:after="0"/>
+      </w:pPr>
     </w:p>
     <w:p>
       <w:pPr>
@@ -4344,6 +4569,46 @@
     </w:p>
     <w:p>
       <w:pPr>
+        <w:spacing w:before="0" w:after="0"/>
+      </w:pPr>
+    </w:p>
+    <w:p>
+      <w:pPr>
+        <w:spacing w:before="0" w:after="0"/>
+      </w:pPr>
+    </w:p>
+    <w:p>
+      <w:pPr>
+        <w:spacing w:before="0" w:after="0"/>
+      </w:pPr>
+    </w:p>
+    <w:p>
+      <w:pPr>
+        <w:spacing w:before="0" w:after="0"/>
+      </w:pPr>
+    </w:p>
+    <w:p>
+      <w:pPr>
+        <w:spacing w:before="0" w:after="0"/>
+      </w:pPr>
+    </w:p>
+    <w:p>
+      <w:pPr>
+        <w:spacing w:before="0" w:after="0"/>
+      </w:pPr>
+    </w:p>
+    <w:p>
+      <w:pPr>
+        <w:spacing w:before="0" w:after="0"/>
+      </w:pPr>
+    </w:p>
+    <w:p>
+      <w:pPr>
+        <w:spacing w:before="0" w:after="0"/>
+      </w:pPr>
+    </w:p>
+    <w:p>
+      <w:pPr>
         <w:spacing w:before="160" w:after="80"/>
       </w:pPr>
       <w:r>
@@ -4488,6 +4753,31 @@
     </w:p>
     <w:p>
       <w:pPr>
+        <w:spacing w:before="0" w:after="0"/>
+      </w:pPr>
+    </w:p>
+    <w:p>
+      <w:pPr>
+        <w:spacing w:before="0" w:after="0"/>
+      </w:pPr>
+    </w:p>
+    <w:p>
+      <w:pPr>
+        <w:spacing w:before="0" w:after="0"/>
+      </w:pPr>
+    </w:p>
+    <w:p>
+      <w:pPr>
+        <w:spacing w:before="0" w:after="0"/>
+      </w:pPr>
+    </w:p>
+    <w:p>
+      <w:pPr>
+        <w:spacing w:before="0" w:after="0"/>
+      </w:pPr>
+    </w:p>
+    <w:p>
+      <w:pPr>
         <w:spacing w:before="160" w:after="80"/>
       </w:pPr>
       <w:r>
@@ -4688,6 +4978,31 @@
         </w:rPr>
         <w:t>。</w:t>
       </w:r>
+    </w:p>
+    <w:p>
+      <w:pPr>
+        <w:spacing w:before="0" w:after="0"/>
+      </w:pPr>
+    </w:p>
+    <w:p>
+      <w:pPr>
+        <w:spacing w:before="0" w:after="0"/>
+      </w:pPr>
+    </w:p>
+    <w:p>
+      <w:pPr>
+        <w:spacing w:before="0" w:after="0"/>
+      </w:pPr>
+    </w:p>
+    <w:p>
+      <w:pPr>
+        <w:spacing w:before="0" w:after="0"/>
+      </w:pPr>
+    </w:p>
+    <w:p>
+      <w:pPr>
+        <w:spacing w:before="0" w:after="0"/>
+      </w:pPr>
     </w:p>
     <w:p>
       <w:pPr>
@@ -5383,6 +5698,31 @@
     </w:p>
     <w:p>
       <w:pPr>
+        <w:spacing w:before="0" w:after="0"/>
+      </w:pPr>
+    </w:p>
+    <w:p>
+      <w:pPr>
+        <w:spacing w:before="0" w:after="0"/>
+      </w:pPr>
+    </w:p>
+    <w:p>
+      <w:pPr>
+        <w:spacing w:before="0" w:after="0"/>
+      </w:pPr>
+    </w:p>
+    <w:p>
+      <w:pPr>
+        <w:spacing w:before="0" w:after="0"/>
+      </w:pPr>
+    </w:p>
+    <w:p>
+      <w:pPr>
+        <w:spacing w:before="0" w:after="0"/>
+      </w:pPr>
+    </w:p>
+    <w:p>
+      <w:pPr>
         <w:spacing w:before="160" w:after="80"/>
       </w:pPr>
       <w:r>
@@ -5467,10 +5807,6 @@
     <w:p>
       <w:pPr>
         <w:pStyle w:val="Compact"/>
-        <w:numPr>
-          <w:ilvl w:val="0"/>
-          <w:numId w:val="1010"/>
-        </w:numPr>
       </w:pPr>
       <m:oMath>
         <m:oMathPr>
@@ -5932,6 +6268,31 @@
           </m:sup>
         </m:sSubSup>
       </m:oMath>
+    </w:p>
+    <w:p>
+      <w:pPr>
+        <w:spacing w:before="0" w:after="0"/>
+      </w:pPr>
+    </w:p>
+    <w:p>
+      <w:pPr>
+        <w:spacing w:before="0" w:after="0"/>
+      </w:pPr>
+    </w:p>
+    <w:p>
+      <w:pPr>
+        <w:spacing w:before="0" w:after="0"/>
+      </w:pPr>
+    </w:p>
+    <w:p>
+      <w:pPr>
+        <w:spacing w:before="0" w:after="0"/>
+      </w:pPr>
+    </w:p>
+    <w:p>
+      <w:pPr>
+        <w:spacing w:before="0" w:after="0"/>
+      </w:pPr>
     </w:p>
     <w:p>
       <w:pPr>
@@ -6740,6 +7101,46 @@
     </w:p>
     <w:p>
       <w:pPr>
+        <w:spacing w:before="0" w:after="0"/>
+      </w:pPr>
+    </w:p>
+    <w:p>
+      <w:pPr>
+        <w:spacing w:before="0" w:after="0"/>
+      </w:pPr>
+    </w:p>
+    <w:p>
+      <w:pPr>
+        <w:spacing w:before="0" w:after="0"/>
+      </w:pPr>
+    </w:p>
+    <w:p>
+      <w:pPr>
+        <w:spacing w:before="0" w:after="0"/>
+      </w:pPr>
+    </w:p>
+    <w:p>
+      <w:pPr>
+        <w:spacing w:before="0" w:after="0"/>
+      </w:pPr>
+    </w:p>
+    <w:p>
+      <w:pPr>
+        <w:spacing w:before="0" w:after="0"/>
+      </w:pPr>
+    </w:p>
+    <w:p>
+      <w:pPr>
+        <w:spacing w:before="0" w:after="0"/>
+      </w:pPr>
+    </w:p>
+    <w:p>
+      <w:pPr>
+        <w:spacing w:before="0" w:after="0"/>
+      </w:pPr>
+    </w:p>
+    <w:p>
+      <w:pPr>
         <w:spacing w:before="160" w:after="80"/>
       </w:pPr>
       <w:r>
@@ -7696,6 +8097,46 @@
         </w:rPr>
         <w:t>。</w:t>
       </w:r>
+    </w:p>
+    <w:p>
+      <w:pPr>
+        <w:spacing w:before="0" w:after="0"/>
+      </w:pPr>
+    </w:p>
+    <w:p>
+      <w:pPr>
+        <w:spacing w:before="0" w:after="0"/>
+      </w:pPr>
+    </w:p>
+    <w:p>
+      <w:pPr>
+        <w:spacing w:before="0" w:after="0"/>
+      </w:pPr>
+    </w:p>
+    <w:p>
+      <w:pPr>
+        <w:spacing w:before="0" w:after="0"/>
+      </w:pPr>
+    </w:p>
+    <w:p>
+      <w:pPr>
+        <w:spacing w:before="0" w:after="0"/>
+      </w:pPr>
+    </w:p>
+    <w:p>
+      <w:pPr>
+        <w:spacing w:before="0" w:after="0"/>
+      </w:pPr>
+    </w:p>
+    <w:p>
+      <w:pPr>
+        <w:spacing w:before="0" w:after="0"/>
+      </w:pPr>
+    </w:p>
+    <w:p>
+      <w:pPr>
+        <w:spacing w:before="0" w:after="0"/>
+      </w:pPr>
     </w:p>
     <w:p>
       <w:pPr>
@@ -8926,6 +9367,46 @@
     </w:p>
     <w:p>
       <w:pPr>
+        <w:spacing w:before="0" w:after="0"/>
+      </w:pPr>
+    </w:p>
+    <w:p>
+      <w:pPr>
+        <w:spacing w:before="0" w:after="0"/>
+      </w:pPr>
+    </w:p>
+    <w:p>
+      <w:pPr>
+        <w:spacing w:before="0" w:after="0"/>
+      </w:pPr>
+    </w:p>
+    <w:p>
+      <w:pPr>
+        <w:spacing w:before="0" w:after="0"/>
+      </w:pPr>
+    </w:p>
+    <w:p>
+      <w:pPr>
+        <w:spacing w:before="0" w:after="0"/>
+      </w:pPr>
+    </w:p>
+    <w:p>
+      <w:pPr>
+        <w:spacing w:before="0" w:after="0"/>
+      </w:pPr>
+    </w:p>
+    <w:p>
+      <w:pPr>
+        <w:spacing w:before="0" w:after="0"/>
+      </w:pPr>
+    </w:p>
+    <w:p>
+      <w:pPr>
+        <w:spacing w:before="0" w:after="0"/>
+      </w:pPr>
+    </w:p>
+    <w:p>
+      <w:pPr>
         <w:spacing w:before="160" w:after="80"/>
       </w:pPr>
       <w:r>
@@ -9109,6 +9590,31 @@
         </w:rPr>
         <w:t xml:space="preserve">。</w:t>
       </w:r>
+    </w:p>
+    <w:p>
+      <w:pPr>
+        <w:spacing w:before="0" w:after="0"/>
+      </w:pPr>
+    </w:p>
+    <w:p>
+      <w:pPr>
+        <w:spacing w:before="0" w:after="0"/>
+      </w:pPr>
+    </w:p>
+    <w:p>
+      <w:pPr>
+        <w:spacing w:before="0" w:after="0"/>
+      </w:pPr>
+    </w:p>
+    <w:p>
+      <w:pPr>
+        <w:spacing w:before="0" w:after="0"/>
+      </w:pPr>
+    </w:p>
+    <w:p>
+      <w:pPr>
+        <w:spacing w:before="0" w:after="0"/>
+      </w:pPr>
     </w:p>
     <w:p>
       <w:pPr>
@@ -9845,6 +10351,31 @@
         </w:rPr>
         <w:t>。</w:t>
       </w:r>
+    </w:p>
+    <w:p>
+      <w:pPr>
+        <w:spacing w:before="0" w:after="0"/>
+      </w:pPr>
+    </w:p>
+    <w:p>
+      <w:pPr>
+        <w:spacing w:before="0" w:after="0"/>
+      </w:pPr>
+    </w:p>
+    <w:p>
+      <w:pPr>
+        <w:spacing w:before="0" w:after="0"/>
+      </w:pPr>
+    </w:p>
+    <w:p>
+      <w:pPr>
+        <w:spacing w:before="0" w:after="0"/>
+      </w:pPr>
+    </w:p>
+    <w:p>
+      <w:pPr>
+        <w:spacing w:before="0" w:after="0"/>
+      </w:pPr>
     </w:p>
     <w:p>
       <w:pPr>
@@ -10386,6 +10917,31 @@
     </w:p>
     <w:p>
       <w:pPr>
+        <w:spacing w:before="0" w:after="0"/>
+      </w:pPr>
+    </w:p>
+    <w:p>
+      <w:pPr>
+        <w:spacing w:before="0" w:after="0"/>
+      </w:pPr>
+    </w:p>
+    <w:p>
+      <w:pPr>
+        <w:spacing w:before="0" w:after="0"/>
+      </w:pPr>
+    </w:p>
+    <w:p>
+      <w:pPr>
+        <w:spacing w:before="0" w:after="0"/>
+      </w:pPr>
+    </w:p>
+    <w:p>
+      <w:pPr>
+        <w:spacing w:before="0" w:after="0"/>
+      </w:pPr>
+    </w:p>
+    <w:p>
+      <w:pPr>
         <w:spacing w:before="160" w:after="80"/>
       </w:pPr>
       <w:r>
@@ -11565,6 +12121,46 @@
         </w:rPr>
         <w:t>。</w:t>
       </w:r>
+    </w:p>
+    <w:p>
+      <w:pPr>
+        <w:spacing w:before="0" w:after="0"/>
+      </w:pPr>
+    </w:p>
+    <w:p>
+      <w:pPr>
+        <w:spacing w:before="0" w:after="0"/>
+      </w:pPr>
+    </w:p>
+    <w:p>
+      <w:pPr>
+        <w:spacing w:before="0" w:after="0"/>
+      </w:pPr>
+    </w:p>
+    <w:p>
+      <w:pPr>
+        <w:spacing w:before="0" w:after="0"/>
+      </w:pPr>
+    </w:p>
+    <w:p>
+      <w:pPr>
+        <w:spacing w:before="0" w:after="0"/>
+      </w:pPr>
+    </w:p>
+    <w:p>
+      <w:pPr>
+        <w:spacing w:before="0" w:after="0"/>
+      </w:pPr>
+    </w:p>
+    <w:p>
+      <w:pPr>
+        <w:spacing w:before="0" w:after="0"/>
+      </w:pPr>
+    </w:p>
+    <w:p>
+      <w:pPr>
+        <w:spacing w:before="0" w:after="0"/>
+      </w:pPr>
     </w:p>
     <w:p>
       <w:pPr>
@@ -12448,6 +13044,46 @@
     </w:p>
     <w:p>
       <w:pPr>
+        <w:spacing w:before="0" w:after="0"/>
+      </w:pPr>
+    </w:p>
+    <w:p>
+      <w:pPr>
+        <w:spacing w:before="0" w:after="0"/>
+      </w:pPr>
+    </w:p>
+    <w:p>
+      <w:pPr>
+        <w:spacing w:before="0" w:after="0"/>
+      </w:pPr>
+    </w:p>
+    <w:p>
+      <w:pPr>
+        <w:spacing w:before="0" w:after="0"/>
+      </w:pPr>
+    </w:p>
+    <w:p>
+      <w:pPr>
+        <w:spacing w:before="0" w:after="0"/>
+      </w:pPr>
+    </w:p>
+    <w:p>
+      <w:pPr>
+        <w:spacing w:before="0" w:after="0"/>
+      </w:pPr>
+    </w:p>
+    <w:p>
+      <w:pPr>
+        <w:spacing w:before="0" w:after="0"/>
+      </w:pPr>
+    </w:p>
+    <w:p>
+      <w:pPr>
+        <w:spacing w:before="0" w:after="0"/>
+      </w:pPr>
+    </w:p>
+    <w:p>
+      <w:pPr>
         <w:spacing w:before="160" w:after="80"/>
       </w:pPr>
       <w:r>
@@ -14261,6 +14897,46 @@
     </w:p>
     <w:p>
       <w:pPr>
+        <w:spacing w:before="0" w:after="0"/>
+      </w:pPr>
+    </w:p>
+    <w:p>
+      <w:pPr>
+        <w:spacing w:before="0" w:after="0"/>
+      </w:pPr>
+    </w:p>
+    <w:p>
+      <w:pPr>
+        <w:spacing w:before="0" w:after="0"/>
+      </w:pPr>
+    </w:p>
+    <w:p>
+      <w:pPr>
+        <w:spacing w:before="0" w:after="0"/>
+      </w:pPr>
+    </w:p>
+    <w:p>
+      <w:pPr>
+        <w:spacing w:before="0" w:after="0"/>
+      </w:pPr>
+    </w:p>
+    <w:p>
+      <w:pPr>
+        <w:spacing w:before="0" w:after="0"/>
+      </w:pPr>
+    </w:p>
+    <w:p>
+      <w:pPr>
+        <w:spacing w:before="0" w:after="0"/>
+      </w:pPr>
+    </w:p>
+    <w:p>
+      <w:pPr>
+        <w:spacing w:before="0" w:after="0"/>
+      </w:pPr>
+    </w:p>
+    <w:p>
+      <w:pPr>
         <w:spacing w:before="160" w:after="80"/>
       </w:pPr>
       <w:r>
@@ -15259,6 +15935,46 @@
     </w:p>
     <w:p>
       <w:pPr>
+        <w:spacing w:before="0" w:after="0"/>
+      </w:pPr>
+    </w:p>
+    <w:p>
+      <w:pPr>
+        <w:spacing w:before="0" w:after="0"/>
+      </w:pPr>
+    </w:p>
+    <w:p>
+      <w:pPr>
+        <w:spacing w:before="0" w:after="0"/>
+      </w:pPr>
+    </w:p>
+    <w:p>
+      <w:pPr>
+        <w:spacing w:before="0" w:after="0"/>
+      </w:pPr>
+    </w:p>
+    <w:p>
+      <w:pPr>
+        <w:spacing w:before="0" w:after="0"/>
+      </w:pPr>
+    </w:p>
+    <w:p>
+      <w:pPr>
+        <w:spacing w:before="0" w:after="0"/>
+      </w:pPr>
+    </w:p>
+    <w:p>
+      <w:pPr>
+        <w:spacing w:before="0" w:after="0"/>
+      </w:pPr>
+    </w:p>
+    <w:p>
+      <w:pPr>
+        <w:spacing w:before="0" w:after="0"/>
+      </w:pPr>
+    </w:p>
+    <w:p>
+      <w:pPr>
         <w:spacing w:before="160" w:after="80"/>
       </w:pPr>
       <w:r>
@@ -15363,6 +16079,31 @@
         </w:rPr>
         <w:t>。</w:t>
       </w:r>
+    </w:p>
+    <w:p>
+      <w:pPr>
+        <w:spacing w:before="0" w:after="0"/>
+      </w:pPr>
+    </w:p>
+    <w:p>
+      <w:pPr>
+        <w:spacing w:before="0" w:after="0"/>
+      </w:pPr>
+    </w:p>
+    <w:p>
+      <w:pPr>
+        <w:spacing w:before="0" w:after="0"/>
+      </w:pPr>
+    </w:p>
+    <w:p>
+      <w:pPr>
+        <w:spacing w:before="0" w:after="0"/>
+      </w:pPr>
+    </w:p>
+    <w:p>
+      <w:pPr>
+        <w:spacing w:before="0" w:after="0"/>
+      </w:pPr>
     </w:p>
     <w:p>
       <w:pPr>

--- a/00-首页/题组Word/习题书/第二篇-结构化学/7-结构化学基础-学生版.docx
+++ b/00-首页/题组Word/习题书/第二篇-结构化学/7-结构化学基础-学生版.docx
@@ -233,7 +233,7 @@
         <m:sSup>
           <m:e>
             <m:r>
-              <m:t>​</m:t>
+              <m:t xml:space="preserve"> </m:t>
             </m:r>
           </m:e>
           <m:sup>
@@ -265,7 +265,7 @@
         <m:sSup>
           <m:e>
             <m:r>
-              <m:t>​</m:t>
+              <m:t xml:space="preserve"> </m:t>
             </m:r>
           </m:e>
           <m:sup>
@@ -4062,7 +4062,7 @@
         <m:sSup>
           <m:e>
             <m:r>
-              <m:t>​</m:t>
+              <m:t xml:space="preserve"> </m:t>
             </m:r>
           </m:e>
           <m:sup>
@@ -4100,7 +4100,7 @@
         <m:sSup>
           <m:e>
             <m:r>
-              <m:t>​</m:t>
+              <m:t xml:space="preserve"> </m:t>
             </m:r>
           </m:e>
           <m:sup>

--- a/00-首页/题组Word/习题书/第二篇-结构化学/7-结构化学基础-学生版.docx
+++ b/00-首页/题组Word/习题书/第二篇-结构化学/7-结构化学基础-学生版.docx
@@ -18036,7 +18036,7 @@
     <ns0:rPr>
       <ns0:rFonts ns0:ascii="Times New Roman" ns0:cs="Times New Roman" ns0:eastAsia="SimHei" ns0:hAnsi="Times New Roman"/>
       <ns0:b/>
-      <ns0:color ns0:val="17324D"/>
+      <ns0:color ns0:val="000000"/>
       <ns0:sz ns0:val="44"/>
       <ns0:szCs ns0:val="56"/>
     </ns0:rPr>
@@ -18178,7 +18178,7 @@
     <ns0:rPr>
       <ns0:rFonts ns0:ascii="Times New Roman" ns0:cs="Times New Roman" ns0:eastAsia="SimHei" ns0:hAnsi="Times New Roman"/>
       <ns0:b/>
-      <ns0:color ns0:val="17324D"/>
+      <ns0:color ns0:val="000000"/>
       <ns0:sz ns0:val="32"/>
       <ns0:szCs ns0:val="40"/>
     </ns0:rPr>
@@ -18202,7 +18202,7 @@
     <ns0:rPr>
       <ns0:rFonts ns0:ascii="Times New Roman" ns0:cs="Times New Roman" ns0:eastAsia="SimHei" ns0:hAnsi="Times New Roman"/>
       <ns0:b/>
-      <ns0:color ns0:val="17324D"/>
+      <ns0:color ns0:val="000000"/>
       <ns0:sz ns0:val="28"/>
       <ns0:szCs ns0:val="32"/>
     </ns0:rPr>
@@ -18226,7 +18226,7 @@
     <ns0:rPr>
       <ns0:rFonts ns0:ascii="Times New Roman" ns0:cs="Times New Roman" ns0:eastAsia="SimHei" ns0:hAnsi="Times New Roman"/>
       <ns0:b/>
-      <ns0:color ns0:val="17324D"/>
+      <ns0:color ns0:val="000000"/>
       <ns0:sz ns0:val="25"/>
       <ns0:szCs ns0:val="28"/>
     </ns0:rPr>
